--- a/public/dgipr/docs/ms-3331-3.docx
+++ b/public/dgipr/docs/ms-3331-3.docx
@@ -232,7 +232,7 @@
           <w:szCs w:val="21"/>
           <w:lang w:bidi="mr-IN"/>
         </w:rPr>
-        <w:t>संबंधित कार्यालयांच्या नवीन खानपान  करारामध्ये आरोग्यदायी मेनूचा समावेश करणे बंधनकारक करण्यात येणार आहे. या निर्णयाची योग्य अंमलबजावणी करण्यापूर्वी संबंधित शासकीय तसेच निमशासकीय संस्थांनी आपल्या कर्मचाऱ्यांशी आरोग्यविषयक भूमिकेबाबत चर्चा करावी, अशाही सूचना देण्यात आल्या आहेत.</w:t>
+        <w:t>संबंधित कार्यालयांच्या नवीन खानपान करारामध्ये आरोग्यदायी मेनूचा समावेश करणे बंधनकारक करण्यात येणार आहे. या निर्णयाची योग्य अंमलबजावणी करण्यापूर्वी संबंधित शासकीय तसेच निमशासकीय संस्थांनी आपल्या कर्मचाऱ्यांशी आरोग्यविषयक भूमिकेबाबत चर्चा करावी, अशाही सूचना देण्यात आल्या आहेत.</w:t>
       </w:r>
     </w:p>
     <w:p>
